--- a/VSS_2026_Email.docx
+++ b/VSS_2026_Email.docx
@@ -41,7 +41,7 @@
         <w:pStyle w:val="BodyText"/>
       </w:pPr>
       <w:r>
-        <w:t xml:space="preserve">I’d like to share a small tool I put together for VSS 2026: a mobile app that lets you search all 1,156 presentations, build a personal schedule, and export selected sessions directly to Apple or Google Calendar.</w:t>
+        <w:t xml:space="preserve">I’d like to share a small tool I put together for VSS 2026: a mobile app that lets you search all 1,162 presentations, build a personal schedule, and export selected sessions directly to Apple or Google Calendar.</w:t>
       </w:r>
     </w:p>
     <w:p>

--- a/VSS_2026_Email.docx
+++ b/VSS_2026_Email.docx
@@ -41,7 +41,7 @@
         <w:pStyle w:val="BodyText"/>
       </w:pPr>
       <w:r>
-        <w:t xml:space="preserve">I’d like to share a small tool I put together for VSS 2026: a mobile app that lets you search all 1,162 presentations, build a personal schedule, and export selected sessions directly to Apple or Google Calendar.</w:t>
+        <w:t xml:space="preserve">I’d like to share a small tool I put together for VSS 2026: a mobile app that lets you search all 1,190 presentations, build a personal schedule, and export selected sessions directly to Apple or Google Calendar.</w:t>
       </w:r>
     </w:p>
     <w:p>

--- a/VSS_2026_Email.docx
+++ b/VSS_2026_Email.docx
@@ -41,7 +41,7 @@
         <w:pStyle w:val="BodyText"/>
       </w:pPr>
       <w:r>
-        <w:t xml:space="preserve">I’d like to share a small tool I put together for VSS 2026: a mobile app that lets you search all 1,190 presentations, build a personal schedule, and export selected sessions directly to Apple or Google Calendar.</w:t>
+        <w:t xml:space="preserve">I’d like to share a small tool I put together for VSS 2026: a mobile app that lets you search all 1,190 presentations — including the full text of all 34 symposium talks — build a personal schedule, and export selected sessions directly to Apple or Google Calendar.</w:t>
       </w:r>
     </w:p>
     <w:p>

--- a/VSS_2026_Email.docx
+++ b/VSS_2026_Email.docx
@@ -53,7 +53,7 @@
           <w:b/>
           <w:bCs/>
         </w:rPr>
-        <w:t xml:space="preserve">To use it — no account or setup required:</w:t>
+        <w:t>To use it — no account or setup required. No need to open Expo Go — just install it, then scan the QR code with your phone's camera.</w:t>
       </w:r>
     </w:p>
     <w:p>
@@ -208,6 +208,11 @@
       </w:pPr>
       <w:r>
         <w:t xml:space="preserve">Point the camera at the QR code — the app loads immediately</w:t>
+      </w:r>
+    </w:p>
+    <w:p>
+      <w:r>
+        <w:t>No login needed: If Expo Go asks you to log in, skip it — just use your phone's camera to scan the QR code directly.</w:t>
       </w:r>
     </w:p>
     <w:p>

--- a/VSS_2026_Email.docx
+++ b/VSS_2026_Email.docx
@@ -53,7 +53,136 @@
           <w:b/>
           <w:bCs/>
         </w:rPr>
-        <w:t>To use it — no account or setup required. No need to open Expo Go — just install it, then scan the QR code with your phone's camera.</w:t>
+        <w:t>Two ways to use it — choose whichever is easier:</w:t>
+      </w:r>
+    </w:p>
+    <w:p>
+      <w:r>
+        <w:rPr>
+          <w:b/>
+        </w:rPr>
+        <w:t>Option 1: Web version (simplest — no installation required)</w:t>
+      </w:r>
+    </w:p>
+    <w:p>
+      <w:r>
+        <w:rPr>
+          <w:b w:val="0"/>
+        </w:rPr>
+      </w:r>
+    </w:p>
+    <w:p>
+      <w:r>
+        <w:rPr>
+          <w:b w:val="0"/>
+        </w:rPr>
+        <w:t>Open in any phone browser: https://markwgreenlee.github.io/vss-2026-scheduler</w:t>
+      </w:r>
+    </w:p>
+    <w:p>
+      <w:r>
+        <w:rPr>
+          <w:b w:val="0"/>
+        </w:rPr>
+      </w:r>
+    </w:p>
+    <w:p>
+      <w:r>
+        <w:rPr>
+          <w:b w:val="0"/>
+        </w:rPr>
+        <w:t>Or scan the QR code in the attached guide. Works on any iPhone or Android — no app, no account, no setup. Google Calendar export is available; Apple Calendar export requires Option 2.</w:t>
+      </w:r>
+    </w:p>
+    <w:p>
+      <w:r>
+        <w:rPr>
+          <w:b w:val="0"/>
+        </w:rPr>
+      </w:r>
+    </w:p>
+    <w:p>
+      <w:r>
+        <w:rPr>
+          <w:b w:val="0"/>
+        </w:rPr>
+        <w:t>Optional — add to your home screen for quick access:</w:t>
+      </w:r>
+    </w:p>
+    <w:p>
+      <w:r>
+        <w:rPr>
+          <w:b w:val="0"/>
+        </w:rPr>
+        <w:t>iPhone (Safari): tap the Share button → Add to Home Screen</w:t>
+      </w:r>
+    </w:p>
+    <w:p>
+      <w:r>
+        <w:rPr>
+          <w:b w:val="0"/>
+        </w:rPr>
+        <w:t>iPhone (Chrome): tap the three-dot menu → Add to Home Screen</w:t>
+      </w:r>
+    </w:p>
+    <w:p>
+      <w:r>
+        <w:rPr>
+          <w:b w:val="0"/>
+        </w:rPr>
+        <w:t>Android (Chrome): tap the three-dot menu → Add to Home Screen</w:t>
+      </w:r>
+    </w:p>
+    <w:p>
+      <w:r>
+        <w:rPr>
+          <w:b w:val="0"/>
+        </w:rPr>
+      </w:r>
+    </w:p>
+    <w:p>
+      <w:r>
+        <w:rPr>
+          <w:b w:val="0"/>
+        </w:rPr>
+        <w:t>—</w:t>
+      </w:r>
+    </w:p>
+    <w:p>
+      <w:r>
+        <w:rPr>
+          <w:b w:val="0"/>
+        </w:rPr>
+      </w:r>
+    </w:p>
+    <w:p>
+      <w:r>
+        <w:rPr>
+          <w:b/>
+        </w:rPr>
+        <w:t>Option 2: Expo Go app (full features including Apple Calendar)</w:t>
+      </w:r>
+    </w:p>
+    <w:p>
+      <w:r>
+        <w:rPr>
+          <w:b w:val="0"/>
+        </w:rPr>
+      </w:r>
+    </w:p>
+    <w:p>
+      <w:r>
+        <w:rPr>
+          <w:b w:val="0"/>
+        </w:rPr>
+        <w:t>No account or setup required. No need to open Expo Go — just install it, then scan the QR code with your phone's camera.</w:t>
+      </w:r>
+    </w:p>
+    <w:p>
+      <w:r>
+        <w:rPr>
+          <w:b w:val="0"/>
+        </w:rPr>
       </w:r>
     </w:p>
     <w:p>

--- a/VSS_2026_Email.docx
+++ b/VSS_2026_Email.docx
@@ -53,15 +53,14 @@
           <w:b/>
           <w:bCs/>
         </w:rPr>
-        <w:t>Two ways to use it — choose whichever is easier:</w:t>
-      </w:r>
-    </w:p>
-    <w:p>
-      <w:r>
-        <w:rPr>
-          <w:b/>
-        </w:rPr>
-        <w:t>Option 1: Web version (simplest — no installation required)</w:t>
+        <w:t>No installation required — use the web version:</w:t>
+      </w:r>
+    </w:p>
+    <w:p>
+      <w:r>
+        <w:rPr>
+          <w:b w:val="0"/>
+        </w:rPr>
       </w:r>
     </w:p>
     <w:p>
@@ -91,22 +90,22 @@
         <w:rPr>
           <w:b w:val="0"/>
         </w:rPr>
-        <w:t>Or scan the QR code in the attached guide. Works on any iPhone or Android — no app, no account, no setup. Google Calendar export is available; Apple Calendar export requires Option 2.</w:t>
-      </w:r>
-    </w:p>
-    <w:p>
-      <w:r>
-        <w:rPr>
-          <w:b w:val="0"/>
-        </w:rPr>
-      </w:r>
-    </w:p>
-    <w:p>
-      <w:r>
-        <w:rPr>
-          <w:b w:val="0"/>
-        </w:rPr>
-        <w:t>Optional — add to your home screen for quick access:</w:t>
+        <w:t>Or scan the QR code in the attached guide. Works on any iPhone or Android — no app, no account, no setup. Google Calendar export included.</w:t>
+      </w:r>
+    </w:p>
+    <w:p>
+      <w:r>
+        <w:rPr>
+          <w:b w:val="0"/>
+        </w:rPr>
+      </w:r>
+    </w:p>
+    <w:p>
+      <w:r>
+        <w:rPr>
+          <w:b w:val="0"/>
+        </w:rPr>
+        <w:t>Tip: load the app before arriving at the venue so it is cached and works even on slow conference WiFi.</w:t>
       </w:r>
     </w:p>
     <w:p>
@@ -158,24 +157,22 @@
     <w:p>
       <w:r>
         <w:rPr>
-          <w:b/>
-        </w:rPr>
-        <w:t>Option 2: Expo Go app (full features including Apple Calendar)</w:t>
-      </w:r>
-    </w:p>
-    <w:p>
-      <w:r>
-        <w:rPr>
-          <w:b w:val="0"/>
-        </w:rPr>
-      </w:r>
-    </w:p>
-    <w:p>
-      <w:r>
-        <w:rPr>
-          <w:b w:val="0"/>
-        </w:rPr>
-        <w:t>No account or setup required. No need to open Expo Go — just install it, then scan the QR code with your phone's camera.</w:t>
+          <w:b w:val="0"/>
+        </w:rPr>
+      </w:r>
+    </w:p>
+    <w:p>
+      <w:r>
+        <w:rPr>
+          <w:b w:val="0"/>
+        </w:rPr>
+      </w:r>
+    </w:p>
+    <w:p>
+      <w:r>
+        <w:rPr>
+          <w:b w:val="0"/>
+        </w:rPr>
       </w:r>
     </w:p>
     <w:p>
@@ -191,10 +188,10 @@
       </w:pPr>
       <w:r>
         <w:rPr>
+          <w:b w:val="0"/>
           <w:i/>
           <w:iCs/>
         </w:rPr>
-        <w:t xml:space="preserve">iPhone:</w:t>
       </w:r>
     </w:p>
     <w:p>
@@ -206,24 +203,19 @@
         </w:numPr>
       </w:pPr>
       <w:r>
-        <w:t xml:space="preserve">Install the free</w:t>
-      </w:r>
-      <w:r>
-        <w:t xml:space="preserve"> </w:t>
-      </w:r>
+        <w:rPr>
+          <w:b w:val="0"/>
+        </w:rPr>
+      </w:r>
+      <w:r/>
       <w:r>
         <w:rPr>
           <w:b/>
           <w:bCs/>
         </w:rPr>
-        <w:t xml:space="preserve">Expo Go</w:t>
-      </w:r>
-      <w:r>
-        <w:t xml:space="preserve"> </w:t>
-      </w:r>
-      <w:r>
-        <w:t xml:space="preserve">app from the App Store</w:t>
-      </w:r>
+      </w:r>
+      <w:r/>
+      <w:r/>
     </w:p>
     <w:p>
       <w:pPr>
@@ -234,24 +226,19 @@
         </w:numPr>
       </w:pPr>
       <w:r>
-        <w:t xml:space="preserve">Open the</w:t>
-      </w:r>
-      <w:r>
-        <w:t xml:space="preserve"> </w:t>
-      </w:r>
+        <w:rPr>
+          <w:b w:val="0"/>
+        </w:rPr>
+      </w:r>
+      <w:r/>
       <w:r>
         <w:rPr>
           <w:b/>
           <w:bCs/>
         </w:rPr>
-        <w:t xml:space="preserve">Camera app</w:t>
-      </w:r>
-      <w:r>
-        <w:t xml:space="preserve"> </w:t>
-      </w:r>
-      <w:r>
-        <w:t xml:space="preserve">and point it at the QR code in the attached guide</w:t>
-      </w:r>
+      </w:r>
+      <w:r/>
+      <w:r/>
     </w:p>
     <w:p>
       <w:pPr>
@@ -262,7 +249,9 @@
         </w:numPr>
       </w:pPr>
       <w:r>
-        <w:t xml:space="preserve">Tap the notification that appears — it opens the app in Expo Go automatically</w:t>
+        <w:rPr>
+          <w:b w:val="0"/>
+        </w:rPr>
       </w:r>
     </w:p>
     <w:p>
@@ -271,10 +260,10 @@
       </w:pPr>
       <w:r>
         <w:rPr>
+          <w:b w:val="0"/>
           <w:i/>
           <w:iCs/>
         </w:rPr>
-        <w:t xml:space="preserve">Android:</w:t>
       </w:r>
     </w:p>
     <w:p>
@@ -286,24 +275,19 @@
         </w:numPr>
       </w:pPr>
       <w:r>
-        <w:t xml:space="preserve">Install the free</w:t>
-      </w:r>
-      <w:r>
-        <w:t xml:space="preserve"> </w:t>
-      </w:r>
+        <w:rPr>
+          <w:b w:val="0"/>
+        </w:rPr>
+      </w:r>
+      <w:r/>
       <w:r>
         <w:rPr>
           <w:b/>
           <w:bCs/>
         </w:rPr>
-        <w:t xml:space="preserve">Expo Go</w:t>
-      </w:r>
-      <w:r>
-        <w:t xml:space="preserve"> </w:t>
-      </w:r>
-      <w:r>
-        <w:t xml:space="preserve">app from the Google Play Store</w:t>
-      </w:r>
+      </w:r>
+      <w:r/>
+      <w:r/>
     </w:p>
     <w:p>
       <w:pPr>
@@ -314,17 +298,16 @@
         </w:numPr>
       </w:pPr>
       <w:r>
-        <w:t xml:space="preserve">Open Expo Go and tap</w:t>
-      </w:r>
-      <w:r>
-        <w:t xml:space="preserve"> </w:t>
-      </w:r>
+        <w:rPr>
+          <w:b w:val="0"/>
+        </w:rPr>
+      </w:r>
+      <w:r/>
       <w:r>
         <w:rPr>
           <w:b/>
           <w:bCs/>
         </w:rPr>
-        <w:t xml:space="preserve">Scan QR Code</w:t>
       </w:r>
     </w:p>
     <w:p>
@@ -336,12 +319,16 @@
         </w:numPr>
       </w:pPr>
       <w:r>
-        <w:t xml:space="preserve">Point the camera at the QR code — the app loads immediately</w:t>
-      </w:r>
-    </w:p>
-    <w:p>
-      <w:r>
-        <w:t>No login needed: If Expo Go asks you to log in, skip it — just use your phone's camera to scan the QR code directly.</w:t>
+        <w:rPr>
+          <w:b w:val="0"/>
+        </w:rPr>
+      </w:r>
+    </w:p>
+    <w:p>
+      <w:r>
+        <w:rPr>
+          <w:b w:val="0"/>
+        </w:rPr>
       </w:r>
     </w:p>
     <w:p>

--- a/VSS_2026_Email.docx
+++ b/VSS_2026_Email.docx
@@ -147,6 +147,49 @@
         <w:t>—</w:t>
       </w:r>
     </w:p>
+    <w:p>
+      <w:r>
+        <w:rPr>
+          <w:b/>
+        </w:rPr>
+        <w:t>Alternative — Expo Go app (Apple Calendar support):</w:t>
+      </w:r>
+    </w:p>
+    <w:p/>
+    <w:p>
+      <w:r>
+        <w:rPr>
+          <w:b w:val="0"/>
+        </w:rPr>
+        <w:t>If you already have Expo Go installed, you can still use the app for direct Apple Calendar export:</w:t>
+      </w:r>
+    </w:p>
+    <w:p>
+      <w:r>
+        <w:rPr>
+          <w:b w:val="0"/>
+        </w:rPr>
+        <w:t>Not signed into Expo Go: scan the QR code in the attached guide — it works directly.</w:t>
+      </w:r>
+    </w:p>
+    <w:p>
+      <w:r>
+        <w:rPr>
+          <w:b w:val="0"/>
+        </w:rPr>
+        <w:t>Signed into Expo Go: tap your profile icon → Sign out, then scan the QR code.</w:t>
+      </w:r>
+    </w:p>
+    <w:p/>
+    <w:p>
+      <w:r>
+        <w:rPr>
+          <w:b w:val="0"/>
+        </w:rPr>
+        <w:t>Note: as of May 12, 2026, Expo Go only loads projects owned by the signed-in user. Signing out returns it to anonymous mode, which works fine.</w:t>
+      </w:r>
+    </w:p>
+    <w:p/>
     <w:p>
       <w:r>
         <w:rPr>

--- a/VSS_2026_Email.docx
+++ b/VSS_2026_Email.docx
@@ -169,24 +169,31 @@
         <w:rPr>
           <w:b w:val="0"/>
         </w:rPr>
-        <w:t>Not signed into Expo Go: scan the QR code in the attached guide — it works directly.</w:t>
-      </w:r>
-    </w:p>
-    <w:p>
-      <w:r>
-        <w:rPr>
-          <w:b w:val="0"/>
-        </w:rPr>
-        <w:t>Signed into Expo Go: tap your profile icon → Sign out, then scan the QR code.</w:t>
-      </w:r>
-    </w:p>
-    <w:p/>
-    <w:p>
-      <w:r>
-        <w:rPr>
-          <w:b w:val="0"/>
-        </w:rPr>
-        <w:t>Note: as of May 12, 2026, Expo Go only loads projects owned by the signed-in user. Signing out returns it to anonymous mode, which works fine.</w:t>
+        <w:t>If you want direct Apple Calendar export, use Expo Go — but you must be signed in with a free Expo account:</w:t>
+      </w:r>
+    </w:p>
+    <w:p>
+      <w:r>
+        <w:rPr>
+          <w:b w:val="0"/>
+        </w:rPr>
+        <w:t>1. Create a free account at https://expo.dev if you don't have one</w:t>
+      </w:r>
+    </w:p>
+    <w:p>
+      <w:r>
+        <w:rPr>
+          <w:b w:val="0"/>
+        </w:rPr>
+        <w:t>2. Sign into Expo Go with your Expo account</w:t>
+      </w:r>
+    </w:p>
+    <w:p>
+      <w:r>
+        <w:rPr>
+          <w:b w:val="0"/>
+        </w:rPr>
+        <w:t>3. Scan the Expo Go QR code in the attached guide — the app opens automatically</w:t>
       </w:r>
     </w:p>
     <w:p/>

--- a/VSS_2026_Email.docx
+++ b/VSS_2026_Email.docx
@@ -161,39 +161,39 @@
         <w:rPr>
           <w:b w:val="0"/>
         </w:rPr>
-        <w:t>If you already have Expo Go installed, you can still use the app for direct Apple Calendar export:</w:t>
-      </w:r>
-    </w:p>
-    <w:p>
-      <w:r>
-        <w:rPr>
-          <w:b w:val="0"/>
-        </w:rPr>
-        <w:t>If you want direct Apple Calendar export, use Expo Go — but you must be signed in with a free Expo account:</w:t>
-      </w:r>
-    </w:p>
-    <w:p>
-      <w:r>
-        <w:rPr>
-          <w:b w:val="0"/>
-        </w:rPr>
-        <w:t>1. Create a free account at https://expo.dev if you don't have one</w:t>
-      </w:r>
-    </w:p>
-    <w:p>
-      <w:r>
-        <w:rPr>
-          <w:b w:val="0"/>
-        </w:rPr>
-        <w:t>2. Sign into Expo Go with your Expo account</w:t>
-      </w:r>
-    </w:p>
-    <w:p>
-      <w:r>
-        <w:rPr>
-          <w:b w:val="0"/>
-        </w:rPr>
-        <w:t>3. Scan the Expo Go QR code in the attached guide — the app opens automatically</w:t>
+        <w:t>If you want direct Apple Calendar export, use Expo Go. A free Expo account is required (one-time setup):</w:t>
+      </w:r>
+    </w:p>
+    <w:p>
+      <w:r>
+        <w:rPr>
+          <w:b w:val="0"/>
+        </w:rPr>
+        <w:t>1. Install the free Expo Go app from the App Store or Google Play Store</w:t>
+      </w:r>
+    </w:p>
+    <w:p>
+      <w:r>
+        <w:rPr>
+          <w:b w:val="0"/>
+        </w:rPr>
+        <w:t>2. Open Expo Go, tap Log in → Sign up to create a free account (Google, Apple, or email)</w:t>
+      </w:r>
+    </w:p>
+    <w:p>
+      <w:r>
+        <w:rPr>
+          <w:b w:val="0"/>
+        </w:rPr>
+        <w:t>3. Once signed in, scan the Expo Go QR code in the attached guide with your Camera app</w:t>
+      </w:r>
+    </w:p>
+    <w:p>
+      <w:r>
+        <w:rPr>
+          <w:b w:val="0"/>
+        </w:rPr>
+        <w:t>4. Tap the notification — the app opens automatically. Returning users just scan the QR code.</w:t>
       </w:r>
     </w:p>
     <w:p/>
